--- a/Prelab 4.docx
+++ b/Prelab 4.docx
@@ -26,8 +26,13 @@
     </w:p>
     <w:p>
       <w:r>
-        <w:t>CALL factN</w:t>
-      </w:r>
+        <w:t xml:space="preserve">CALL </w:t>
+      </w:r>
+      <w:proofErr w:type="spellStart"/>
+      <w:r>
+        <w:t>factN</w:t>
+      </w:r>
+      <w:proofErr w:type="spellEnd"/>
     </w:p>
     <w:p>
       <w:r>
@@ -65,12 +70,25 @@
     </w:p>
     <w:p>
       <w:r>
-        <w:t>CALL factN</w:t>
-      </w:r>
-    </w:p>
-    <w:p>
-      <w:r>
-        <w:t>Immediately before CALL factN, n is already on the stack. What additional information</w:t>
+        <w:t xml:space="preserve">CALL </w:t>
+      </w:r>
+      <w:proofErr w:type="spellStart"/>
+      <w:r>
+        <w:t>factN</w:t>
+      </w:r>
+      <w:proofErr w:type="spellEnd"/>
+    </w:p>
+    <w:p>
+      <w:r>
+        <w:t xml:space="preserve">Immediately before CALL </w:t>
+      </w:r>
+      <w:proofErr w:type="spellStart"/>
+      <w:r>
+        <w:t>factN</w:t>
+      </w:r>
+      <w:proofErr w:type="spellEnd"/>
+      <w:r>
+        <w:t>, n is already on the stack. What additional information</w:t>
       </w:r>
     </w:p>
     <w:p>
@@ -134,12 +152,25 @@
     </w:p>
     <w:p>
       <w:r>
-        <w:t>Suppose factN begins with:</w:t>
-      </w:r>
-    </w:p>
-    <w:p>
-      <w:r>
-        <w:t>factN:</w:t>
+        <w:t xml:space="preserve">Suppose </w:t>
+      </w:r>
+      <w:proofErr w:type="spellStart"/>
+      <w:r>
+        <w:t>factN</w:t>
+      </w:r>
+      <w:proofErr w:type="spellEnd"/>
+      <w:r>
+        <w:t xml:space="preserve"> begins with:</w:t>
+      </w:r>
+    </w:p>
+    <w:p>
+      <w:proofErr w:type="spellStart"/>
+      <w:r>
+        <w:t>factN</w:t>
+      </w:r>
+      <w:proofErr w:type="spellEnd"/>
+      <w:r>
+        <w:t>:</w:t>
       </w:r>
     </w:p>
     <w:p>
@@ -265,7 +296,39 @@
     </w:p>
     <w:p>
       <w:r>
-        <w:t>Suppose factN(4) recursively calls factN(3), factN(2), and factN(1). Why would it be a</w:t>
+        <w:t xml:space="preserve">Suppose </w:t>
+      </w:r>
+      <w:proofErr w:type="spellStart"/>
+      <w:r>
+        <w:t>factN</w:t>
+      </w:r>
+      <w:proofErr w:type="spellEnd"/>
+      <w:r>
+        <w:t xml:space="preserve">(4) recursively calls </w:t>
+      </w:r>
+      <w:proofErr w:type="spellStart"/>
+      <w:r>
+        <w:t>factN</w:t>
+      </w:r>
+      <w:proofErr w:type="spellEnd"/>
+      <w:r>
+        <w:t xml:space="preserve">(3), </w:t>
+      </w:r>
+      <w:proofErr w:type="spellStart"/>
+      <w:r>
+        <w:t>factN</w:t>
+      </w:r>
+      <w:proofErr w:type="spellEnd"/>
+      <w:r>
+        <w:t xml:space="preserve">(2), and </w:t>
+      </w:r>
+      <w:proofErr w:type="spellStart"/>
+      <w:r>
+        <w:t>factN</w:t>
+      </w:r>
+      <w:proofErr w:type="spellEnd"/>
+      <w:r>
+        <w:t>(1). Why would it be a</w:t>
       </w:r>
     </w:p>
     <w:p>
@@ -443,8 +506,13 @@
     </w:p>
     <w:p>
       <w:r>
-        <w:t>CALL factN</w:t>
-      </w:r>
+        <w:t xml:space="preserve">CALL </w:t>
+      </w:r>
+      <w:proofErr w:type="spellStart"/>
+      <w:r>
+        <w:t>factN</w:t>
+      </w:r>
+      <w:proofErr w:type="spellEnd"/>
     </w:p>
     <w:p>
       <w:r>
@@ -453,7 +521,15 @@
     </w:p>
     <w:p>
       <w:r>
-        <w:t>After factN executes RET, what must be on the stack so that POP result places the</w:t>
+        <w:t xml:space="preserve">After </w:t>
+      </w:r>
+      <w:proofErr w:type="spellStart"/>
+      <w:r>
+        <w:t>factN</w:t>
+      </w:r>
+      <w:proofErr w:type="spellEnd"/>
+      <w:r>
+        <w:t xml:space="preserve"> executes RET, what must be on the stack so that POP result places the</w:t>
       </w:r>
     </w:p>
     <w:p>
@@ -469,9 +545,6 @@
           <w:numId w:val="1"/>
         </w:numPr>
       </w:pPr>
-      <w:r>
-        <w:t>1</w:t>
-      </w:r>
     </w:p>
     <w:p>
       <w:pPr>
@@ -540,6 +613,17 @@
       <w:r>
         <w:t>Base Case is the subroutine that tells the function to stop calling itself. For factorial the base case would be fact(1) = 1.</w:t>
       </w:r>
+    </w:p>
+    <w:p/>
+    <w:p>
+      <w:hyperlink r:id="rId5" w:history="1">
+        <w:r>
+          <w:rPr>
+            <w:rStyle w:val="Hyperlink"/>
+          </w:rPr>
+          <w:t>vdnguyen1446/EECE3624-Lab04</w:t>
+        </w:r>
+      </w:hyperlink>
     </w:p>
     <w:sectPr>
       <w:pgSz w:w="12240" w:h="15840"/>
@@ -1343,7 +1427,6 @@
   <w:style w:type="character" w:default="1" w:styleId="DefaultParagraphFont">
     <w:name w:val="Default Paragraph Font"/>
     <w:uiPriority w:val="1"/>
-    <w:semiHidden/>
     <w:unhideWhenUsed/>
   </w:style>
   <w:style w:type="table" w:default="1" w:styleId="TableNormal">
@@ -1655,6 +1738,29 @@
       <w:smallCaps/>
       <w:color w:val="0F4761" w:themeColor="accent1" w:themeShade="BF"/>
       <w:spacing w:val="5"/>
+    </w:rPr>
+  </w:style>
+  <w:style w:type="character" w:styleId="Hyperlink">
+    <w:name w:val="Hyperlink"/>
+    <w:basedOn w:val="DefaultParagraphFont"/>
+    <w:uiPriority w:val="99"/>
+    <w:unhideWhenUsed/>
+    <w:rsid w:val="00835295"/>
+    <w:rPr>
+      <w:color w:val="467886" w:themeColor="hyperlink"/>
+      <w:u w:val="single"/>
+    </w:rPr>
+  </w:style>
+  <w:style w:type="character" w:styleId="UnresolvedMention">
+    <w:name w:val="Unresolved Mention"/>
+    <w:basedOn w:val="DefaultParagraphFont"/>
+    <w:uiPriority w:val="99"/>
+    <w:semiHidden/>
+    <w:unhideWhenUsed/>
+    <w:rsid w:val="00835295"/>
+    <w:rPr>
+      <w:color w:val="605E5C"/>
+      <w:shd w:val="clear" w:color="auto" w:fill="E1DFDD"/>
     </w:rPr>
   </w:style>
 </w:styles>
